--- a/public/ims/POL-02-Data-Protection-Privacy-Policy.docx
+++ b/public/ims/POL-02-Data-Protection-Privacy-Policy.docx
@@ -99,7 +99,7 @@
                 <w:sz w:val="28"/>
                 <w:szCs w:val="28"/>
               </w:rPr>
-              <w:t xml:space="preserve">Data Protection &amp; Privacy Policy</w:t>
+              <w:t xml:space="preserve">Data pipeline test — Policy</w:t>
             </w:r>
           </w:p>
         </w:tc>
@@ -385,7 +385,7 @@
                 <w:sz w:val="20"/>
                 <w:szCs w:val="20"/>
               </w:rPr>
-              <w:t xml:space="preserve">Dr. Stefan Gravesande</w:t>
+              <w:t xml:space="preserve">Dr. browser-saved Gravesande</w:t>
             </w:r>
           </w:p>
         </w:tc>
@@ -517,7 +517,7 @@
                 <w:sz w:val="20"/>
                 <w:szCs w:val="20"/>
               </w:rPr>
-              <w:t xml:space="preserve">ISO 9001:2015 §7.5; TT Data Protection Act 2011</w:t>
+              <w:t xml:space="preserve">ISO 9001:2015 §7.5; TT Data pipeline Act 2011</w:t>
             </w:r>
           </w:p>
         </w:tc>
@@ -700,7 +700,7 @@
           <w:sz w:val="24"/>
           <w:szCs w:val="24"/>
         </w:rPr>
-        <w:t xml:space="preserve">Data Storage &amp; Security</w:t>
+        <w:t xml:space="preserve">Data Storage test Security</w:t>
       </w:r>
     </w:p>
     <w:p>
@@ -866,7 +866,7 @@
           <w:sz w:val="22"/>
           <w:szCs w:val="22"/>
         </w:rPr>
-        <w:t xml:space="preserve">Signed: _________________  |  Name: Dr. Stefan Gravesande  |  Date: 2026-05-08</w:t>
+        <w:t xml:space="preserve">Signed: _________________  |  Name: Dr. browser-saved Gravesande  |  Date: 2026-05-08</w:t>
       </w:r>
     </w:p>
     <w:sectPr>

--- a/public/ims/POL-02-Data-Protection-Privacy-Policy.docx
+++ b/public/ims/POL-02-Data-Protection-Privacy-Policy.docx
@@ -105,6 +105,109 @@
         </w:tc>
       </w:tr>
     </w:tbl>
+    <w:tbl>
+      <w:tblPr>
+        <w:tblW w:type="dxa" w:w="10080"/>
+        <w:tblBorders>
+          <w:top w:val="single" w:color="auto" w:sz="4"/>
+          <w:left w:val="single" w:color="auto" w:sz="4"/>
+          <w:bottom w:val="single" w:color="auto" w:sz="4"/>
+          <w:right w:val="single" w:color="auto" w:sz="4"/>
+          <w:insideH w:val="single" w:color="auto" w:sz="4"/>
+          <w:insideV w:val="single" w:color="auto" w:sz="4"/>
+        </w:tblBorders>
+      </w:tblPr>
+      <w:tblGrid>
+        <w:gridCol w:w="2000"/>
+        <w:gridCol w:w="8080"/>
+      </w:tblGrid>
+      <w:tr>
+        <w:tc>
+          <w:tcPr>
+            <w:tcW w:type="dxa" w:w="2000"/>
+            <w:tcBorders>
+              <w:top w:val="single" w:color="0F172A" w:sz="1"/>
+              <w:left w:val="single" w:color="0F172A" w:sz="1"/>
+              <w:bottom w:val="single" w:color="0F172A" w:sz="1"/>
+              <w:right w:val="single" w:color="0F172A" w:sz="1"/>
+            </w:tcBorders>
+            <w:shd w:fill="0F172A" w:val="clear"/>
+            <w:tcMar>
+              <w:top w:type="dxa" w:w="80"/>
+              <w:left w:type="dxa" w:w="120"/>
+              <w:bottom w:type="dxa" w:w="80"/>
+              <w:right w:type="dxa" w:w="120"/>
+            </w:tcMar>
+          </w:tcPr>
+          <w:p>
+            <w:pPr>
+              <w:spacing w:after="140"/>
+            </w:pPr>
+            <w:r>
+              <w:rPr>
+                <w:rFonts w:ascii="Arial" w:cs="Arial" w:eastAsia="Arial" w:hAnsi="Arial"/>
+                <w:b/>
+                <w:bCs/>
+                <w:color w:val="D97706"/>
+                <w:sz w:val="32"/>
+                <w:szCs w:val="32"/>
+              </w:rPr>
+              <w:t xml:space="preserve">PREQAL</w:t>
+            </w:r>
+          </w:p>
+        </w:tc>
+        <w:tc>
+          <w:tcPr>
+            <w:tcW w:type="dxa" w:w="8080"/>
+            <w:tcBorders>
+              <w:top w:val="single" w:color="0F172A" w:sz="1"/>
+              <w:left w:val="single" w:color="0F172A" w:sz="1"/>
+              <w:bottom w:val="single" w:color="0F172A" w:sz="1"/>
+              <w:right w:val="single" w:color="0F172A" w:sz="1"/>
+            </w:tcBorders>
+            <w:shd w:fill="0F172A" w:val="clear"/>
+            <w:tcMar>
+              <w:top w:type="dxa" w:w="80"/>
+              <w:left w:type="dxa" w:w="120"/>
+              <w:bottom w:type="dxa" w:w="80"/>
+              <w:right w:type="dxa" w:w="120"/>
+            </w:tcMar>
+          </w:tcPr>
+          <w:p>
+            <w:pPr>
+              <w:spacing w:after="140"/>
+            </w:pPr>
+            <w:r>
+              <w:rPr>
+                <w:rFonts w:ascii="Arial" w:cs="Arial" w:eastAsia="Arial" w:hAnsi="Arial"/>
+                <w:b/>
+                <w:bCs/>
+                <w:color w:val="D97706"/>
+                <w:sz w:val="18"/>
+                <w:szCs w:val="18"/>
+              </w:rPr>
+              <w:t xml:space="preserve">POL-02</w:t>
+            </w:r>
+          </w:p>
+          <w:p>
+            <w:pPr>
+              <w:spacing w:after="140"/>
+            </w:pPr>
+            <w:r>
+              <w:rPr>
+                <w:rFonts w:ascii="Arial" w:cs="Arial" w:eastAsia="Arial" w:hAnsi="Arial"/>
+                <w:b/>
+                <w:bCs/>
+                <w:color w:val="FFFFFF"/>
+                <w:sz w:val="28"/>
+                <w:szCs w:val="28"/>
+              </w:rPr>
+              <w:t xml:space="preserve">Data pipeline test — Policy</w:t>
+            </w:r>
+          </w:p>
+        </w:tc>
+      </w:tr>
+    </w:tbl>
     <w:p>
       <w:pPr>
         <w:spacing w:after="140"/>
@@ -869,6 +972,13 @@
         <w:t xml:space="preserve">Signed: _________________  |  Name: Dr. browser-saved Gravesande  |  Date: 2026-05-08</w:t>
       </w:r>
     </w:p>
+    <w:sectPr>
+      <w:footerReference w:type="default" r:id="rId7"/>
+      <w:pgSz w:w="12240" w:h="15840" w:orient="portrait"/>
+      <w:pgMar w:top="1080" w:right="1080" w:bottom="1080" w:left="1080" w:header="708" w:footer="708" w:gutter="0"/>
+      <w:pgNumType/>
+      <w:docGrid w:linePitch="360"/>
+    </w:sectPr>
     <w:sectPr>
       <w:footerReference w:type="default" r:id="rId7"/>
       <w:pgSz w:w="12240" w:h="15840" w:orient="portrait"/>
